--- a/docs/PROJECT_PLAN.docx
+++ b/docs/PROJECT_PLAN.docx
@@ -17,7 +17,7 @@
           <w:i/>
           <w:iCs/>
         </w:rPr>
-        <w:t xml:space="preserve">최종 업데이트: 2026-03-26</w:t>
+        <w:t xml:space="preserve">최종 업데이트: 2026-03-27</w:t>
       </w:r>
     </w:p>
     <w:p/>
@@ -337,12 +337,17 @@
         <w:pStyle w:val="Heading2"/>
       </w:pPr>
       <w:r>
-        <w:t xml:space="preserve">3-3. 병원 검색 (심평원 연동)</w:t>
-      </w:r>
-    </w:p>
-    <w:p>
-      <w:r>
-        <w:t xml:space="preserve">- 심평원 의료기관 상세정보 API 연동</w:t>
+        <w:t xml:space="preserve">3-3. 병원 검색 (심평원 실데이터 연동 완료)</w:t>
+      </w:r>
+    </w:p>
+    <w:p>
+      <w:r>
+        <w:t xml:space="preserve">- 심평원 병원정보서비스 API 실데이터 연동 완료 (79,569개 병원)</w:t>
+      </w:r>
+    </w:p>
+    <w:p>
+      <w:r>
+        <w:t xml:space="preserve">- 메인에서 조건 검색 → 페이지 이동 없이 즉시 결과 표시</w:t>
       </w:r>
     </w:p>
     <w:p>
@@ -468,7 +473,23 @@
         <w:pStyle w:val="Heading2"/>
       </w:pPr>
       <w:r>
-        <w:t xml:space="preserve">4-1. 심평원 병원 데이터</w:t>
+        <w:t xml:space="preserve">4-1. 심평원 병원정보서비스 API (실데이터 연동 완료)</w:t>
+      </w:r>
+    </w:p>
+    <w:p/>
+    <w:p>
+      <w:r>
+        <w:t xml:space="preserve">- Endpoint: `hospInfoServicev2/getHospBasisList`</w:t>
+      </w:r>
+    </w:p>
+    <w:p>
+      <w:r>
+        <w:t xml:space="preserve">- 연동 상태: **실데이터 연동 완료** (79,569개 병원)</w:t>
+      </w:r>
+    </w:p>
+    <w:p>
+      <w:r>
+        <w:t xml:space="preserve">- 메인 페이지 조건 검색 시 페이지 이동 없이 즉시 결과 표시</w:t>
       </w:r>
     </w:p>
     <w:p/>
@@ -484,28 +505,13 @@
     </w:p>
     <w:p>
       <w:r>
-        <w:t xml:space="preserve">getDtlInfo2.7  |  병원 기본정보  |  병원명, 종별, 주소, 전화번호, 홈페이지, 의사수, 전문의수, 개설일자</w:t>
-      </w:r>
-    </w:p>
-    <w:p>
-      <w:r>
-        <w:t xml:space="preserve">getEqpInfo2.7  |  보유 장비정보  |  장비명(CT, MRI, 레이저 등), 수량</w:t>
-      </w:r>
-    </w:p>
-    <w:p>
-      <w:r>
-        <w:t xml:space="preserve">getDgsbjtInfo2.7  |  진료과목 상세  |  진료과목명, 과목별 전문의수</w:t>
-      </w:r>
-    </w:p>
-    <w:p/>
-    <w:p>
-      <w:r>
-        <w:t xml:space="preserve">- API 키: 발급 완료, 데이터 활성화 대기 중</w:t>
-      </w:r>
-    </w:p>
-    <w:p>
-      <w:r>
-        <w:t xml:space="preserve">- 수집 방식: 하루 1회 Supabase에 저장, 매일 갱신</w:t>
+        <w:t xml:space="preserve">getHospBasisList  |  병원 기본정보  |  병원명, 종별, 주소, 전화번호, 홈페이지, 의사수, 전문의수, 개설일자</w:t>
+      </w:r>
+    </w:p>
+    <w:p/>
+    <w:p>
+      <w:r>
+        <w:t xml:space="preserve">- 수집 방식: 하루 1회 Supabase에 저장, 매일 갱신 (예정)</w:t>
       </w:r>
     </w:p>
     <w:p>
@@ -776,7 +782,7 @@
     </w:p>
     <w:p>
       <w:r>
-        <w:t xml:space="preserve">MVP 개발  |  ✅ 완료 (86개 파일)</w:t>
+        <w:t xml:space="preserve">MVP 개발  |  ✅ 완료</w:t>
       </w:r>
     </w:p>
     <w:p>
@@ -806,12 +812,32 @@
     </w:p>
     <w:p>
       <w:r>
-        <w:t xml:space="preserve">심평원 API  |  ⏳ 데이터 활성화 대기</w:t>
-      </w:r>
-    </w:p>
-    <w:p>
-      <w:r>
-        <w:t xml:space="preserve">Google Places API  |  ⏳ 코드 준비 완료, 연동 예정</w:t>
+        <w:t xml:space="preserve">심평원 실데이터 연동  |  ✅ 완료 (79,569개 병원)</w:t>
+      </w:r>
+    </w:p>
+    <w:p>
+      <w:r>
+        <w:t xml:space="preserve">AI 검색 기능  |  ✅ 완료 (자연어 → 서술형 결과)</w:t>
+      </w:r>
+    </w:p>
+    <w:p>
+      <w:r>
+        <w:t xml:space="preserve">관리자 모드  |  ✅ 완료 (admin@2bstory.com)</w:t>
+      </w:r>
+    </w:p>
+    <w:p>
+      <w:r>
+        <w:t xml:space="preserve">광고 관리  |  ✅ 완료 (검색 결과 최상단 노출)</w:t>
+      </w:r>
+    </w:p>
+    <w:p>
+      <w:r>
+        <w:t xml:space="preserve">Google Places API  |  ⏳ 클라이언트 준비 완료, 연동 예정</w:t>
+      </w:r>
+    </w:p>
+    <w:p>
+      <w:r>
+        <w:t xml:space="preserve">Cloudinary 이미지 업로드  |  ⏳ 계획 완료, 연동 예정</w:t>
       </w:r>
     </w:p>
     <w:p>
@@ -848,37 +874,37 @@
     </w:p>
     <w:p>
       <w:r>
-        <w:t xml:space="preserve">1  |  심평원 API 데이터 활성화 확인 → 실제 수집</w:t>
-      </w:r>
-    </w:p>
-    <w:p>
-      <w:r>
-        <w:t xml:space="preserve">2  |  Google Places API 연동 (구글별점)</w:t>
-      </w:r>
-    </w:p>
-    <w:p>
-      <w:r>
-        <w:t xml:space="preserve">3  |  Vercel에 HIRA_API_KEY, GOOGLE_PLACES_API_KEY 환경변수 추가</w:t>
-      </w:r>
-    </w:p>
-    <w:p>
-      <w:r>
-        <w:t xml:space="preserve">4  |  도메인 구매 + 연결 (kbeautybuyersguide.com)</w:t>
-      </w:r>
-    </w:p>
-    <w:p>
-      <w:r>
-        <w:t xml:space="preserve">5  |  Google Analytics 설정</w:t>
-      </w:r>
-    </w:p>
-    <w:p>
-      <w:r>
-        <w:t xml:space="preserve">6  |  라이브캠 추가 (24시간 검증된 채널 발굴)</w:t>
-      </w:r>
-    </w:p>
-    <w:p>
-      <w:r>
-        <w:t xml:space="preserve">7  |  실제 병원 데이터로 AI 추천 고도화</w:t>
+        <w:t xml:space="preserve">1  |  Google Places API 별점 연동 (구글별점 + 리뷰수)</w:t>
+      </w:r>
+    </w:p>
+    <w:p>
+      <w:r>
+        <w:t xml:space="preserve">2  |  Claude API 연동 (AI 검색 고도화)</w:t>
+      </w:r>
+    </w:p>
+    <w:p>
+      <w:r>
+        <w:t xml:space="preserve">3  |  Cloudinary 이미지 업로드 연동</w:t>
+      </w:r>
+    </w:p>
+    <w:p>
+      <w:r>
+        <w:t xml:space="preserve">4  |  Vercel에 환경변수 추가: HIRA_API_KEY, GOOGLE_PLACES_API_KEY</w:t>
+      </w:r>
+    </w:p>
+    <w:p>
+      <w:r>
+        <w:t xml:space="preserve">5  |  도메인 구매 + 연결 (kbeautybuyersguide.com)</w:t>
+      </w:r>
+    </w:p>
+    <w:p>
+      <w:r>
+        <w:t xml:space="preserve">6  |  Google Analytics 설정</w:t>
+      </w:r>
+    </w:p>
+    <w:p>
+      <w:r>
+        <w:t xml:space="preserve">7  |  라이브캠 추가 (24시간 검증된 채널 발굴)</w:t>
       </w:r>
     </w:p>
     <w:p/>
